--- a/example_articles/states/Oregon/5.states_Oregon_Other_publisher.docx
+++ b/example_articles/states/Oregon/5.states_Oregon_Other_publisher.docx
@@ -29,17 +29,17 @@
     </w:p>
     <w:p>
       <w:r>
-        <w:t>Source File: Other publishers/Files (500) (26).DOCX</w:t>
+        <w:t>Source file: Other publishers/Files (500) (26).DOCX</w:t>
       </w:r>
     </w:p>
     <w:p>
       <w:r>
-        <w:t>Raw locations result: ['Oregon']</w:t>
+        <w:t>Raw locations result, 'locations': ['Oregon']</w:t>
       </w:r>
     </w:p>
     <w:p>
       <w:r>
-        <w:t>states_stand_flat (Standardized): Oregon</w:t>
+        <w:t>Standardized locations result, 'states_stand_flat': Oregon</w:t>
       </w:r>
     </w:p>
     <w:p>

--- a/example_articles/states/Oregon/5.states_Oregon_Other_publisher.docx
+++ b/example_articles/states/Oregon/5.states_Oregon_Other_publisher.docx
@@ -7,9 +7,7 @@
         <w:pStyle w:val="Heading1"/>
       </w:pPr>
       <w:r>
-        <w:t>Poet helps usher in new era at Gustavus;</w:t>
-        <w:br/>
-        <w:t xml:space="preserve"> As his new book helps him give tribute to his past, college professor Philip Bryant is urging students to embrace the present by writing about the tornadoes that ravaged their campus.</w:t>
+        <w:t>TRAIL COLD IN SEARCH FOR 2 MISSING GIRLS</w:t>
       </w:r>
     </w:p>
     <w:p>
@@ -19,17 +17,17 @@
     </w:p>
     <w:p>
       <w:r>
-        <w:t>Date: 1998-05-21</w:t>
+        <w:t>Date: 2002-03-17</w:t>
       </w:r>
     </w:p>
     <w:p>
       <w:r>
-        <w:t>Section: Pg. 4B</w:t>
+        <w:t>Section: NATIONAL,</w:t>
       </w:r>
     </w:p>
     <w:p>
       <w:r>
-        <w:t>Source file: Other publishers/Files (500) (26).DOCX</w:t>
+        <w:t>Source file: Other publishers/Files (500) (21).DOCX</w:t>
       </w:r>
     </w:p>
     <w:p>
@@ -51,89 +49,33 @@
     </w:p>
     <w:p>
       <w:r>
-        <w:t>Endings and new beginnings occupy Philip Bryant's thoughts these days.</w:t>
+        <w:t>When 12-year-old Ashley Pond disappeared -- just vanished from the apartment complex one day in January, didn't show up at the bus stop for school -- her friend Miranda was scared, then mad. Ashley had run away, she figured. Hadn't bothered to call anybody. Left everybody worried for nothing.</w:t>
         <w:br/>
-        <w:t xml:space="preserve"> Tonight, Bryant, an associate professor of English at Gustavus Adolphus College, will celebrate the release of a book of poetry that closes a chapter on the Chicago of his youth.</w:t>
+        <w:t xml:space="preserve"> "That was her way of dealing with it, I guess," said Miranda's mother, Michelle Duffey, who lives a few apartments down from the Pond family. Then, when the school dance team organized a benefit to raise money for a reward for Ashley, Miranda choreographed a solo routine, as a special way of remembering her friend.</w:t>
         <w:br/>
-        <w:t xml:space="preserve"> "That place is gone, and so are the people," he said, including his father, a man of unfulfilled potential. "For me, it's a feeling of having to move on."</w:t>
+        <w:t>"Miranda started realizing that even if she did run away, she wasn't coming back any time soon," her mother said.</w:t>
         <w:br/>
-        <w:t>But Bryant is grounded in the present as well, aiding Gustavus in its recovery from the March 29 tornadoes by urging students to write about the storm's aftermath in the most vivid terms possible.</w:t>
+        <w:t xml:space="preserve"> The dance benefit is scheduled for March 23 at Oregon City High School. But Miranda won't be in it.</w:t>
         <w:br/>
-        <w:t xml:space="preserve"> In a classroom with stripped floors and and exposed ceiling ducts, he listened intently Monday as senior Matt Weier told of the heavy machinery working through the "gristle" of Johnson Hall and of cafeteria workers back serving unsavory meals.</w:t>
+        <w:t xml:space="preserve"> Last Friday morning, in a case that has so many frightening parallels that police believe they are linked, Miranda Gaddis, 13, also disappeared from the Newell Creek Village apartments. Said goodbye to her mother in the morning. Didn't show up at the bus stop.</w:t>
         <w:br/>
-        <w:t xml:space="preserve"> "So the students are complaining?" Bryant asked.</w:t>
+        <w:t xml:space="preserve"> Did they run away together? Did Ashley contact Miranda, tell her where she was, and persuade her to join her? Both families pray that's what happened. But as the days go by, law enforcement officials are increasingly convinced that neither girl left home willingly.</w:t>
         <w:br/>
-        <w:t xml:space="preserve"> "No matter what they serve, the students will complain," Weier said.</w:t>
+        <w:t xml:space="preserve"> "There is a growing belief that the cases are related, and while there's a slight hope that they have run away, there is a growing belief that there was some kind of criminal activity involved," said Beth Ann Steele, spokeswoman for the FBI, which has sent in agents to help the Oregon City police.</w:t>
         <w:br/>
-        <w:t xml:space="preserve"> Bryant invited student reaction to Weier's writing, then spoke of the importance of detail, of painting pictures with words. "I love rhetoric," he said. "But you can't overshadow the imagery. Your point is going to get across.  . . .  You have to trust your eyes."</w:t>
+        <w:t xml:space="preserve"> Last week, profilers from FBI headquarters in Quantico, Va., were dispatched to this aging working-class suburb southeast of Portland. Agency officials went on television advising people to be on the lookout for someone who recently sold a car, who shows signs of increasing drug or alcohol use, who appears tired from being up all night -- profiles a parent can barely stand to contemplate.</w:t>
         <w:br/>
-        <w:t xml:space="preserve"> Bryant is well-versed in portraying family and place. His newly published book, "Sermon on a Perfect Spring Day," describes the mahogany of a Baptist church, the "broken rain gutter speech" of S. State Street and leaves burning in piles on Chicago's 1950s and '60s South Side.</w:t>
+        <w:t xml:space="preserve"> Both Duffey and the Ponds say they believe neither girl ran away, but they are also sure that neither would have allowed themselves to be abducted by a stranger. "I really think someone they know did something," Duffey said. "Because [Miranda ] wouldn't have gotten in the car with someone she didn't know."</w:t>
         <w:br/>
-        <w:t xml:space="preserve"> Looming over it all are Aunt Janey, "a big dark woman," visited by the spirit in church and suffering no fools outside it, and his father, James Bryant, drinking deep into the night, never too far from a turntable.</w:t>
+        <w:t xml:space="preserve"> The Pond family has kept a low profile since Ashley's disappearance but Ashley's mother Lori Pond appeared with Duffey on all three television networks last week pleading for the return of her daughter. "She's very loud and outgoing and she likes talking. So she would likely talk to you," Pond said.</w:t>
         <w:br/>
-        <w:t xml:space="preserve"> James Bryant, a sanitation worker, dreamed of being a writer. But the writing diminished as the drinking intensified. He died of an aneurysm in 1981, leaving his son with his passion for jazz.</w:t>
+        <w:t xml:space="preserve"> The 125-unit apartment complex is a cluster of neat gray two-story buildings with balconies, sheltered in a deep gully in a nest of forest -- a place with plenty of kids and stay-at-home moms who are on the phone with each other several times daily.</w:t>
         <w:br/>
-        <w:t xml:space="preserve"> The Aunt Janey of Philip Bryant's poetry is a composite, often voicing the utterances of his mother, aunts or teachers. But James Bryant - "that's pretty close to the skin."</w:t>
+        <w:t xml:space="preserve"> Parents are uncertain what danger to watch out for. A stranger lurking in the woods near the school bus stop? Or someone everyone knows, someone who knocked on the door the morning of March 8 after Duffey kissed her daughter goodbye, warned her to lock the door, and left for work?</w:t>
         <w:br/>
-        <w:t xml:space="preserve"> "For half my life, I swore never to be like him," Bryant said. "But I'm finding in adulthood that I laugh like him, I walk like him, I dress like him. Sometimes I catch myself thinking, 'Yeah, he'd wear something like this.' " On Monday, it was a blue shirt with green-tinted flowers.</w:t>
+        <w:t xml:space="preserve"> With that haunting possibility in mind, at least four families have moved out of Newell Creek Village in the last few days.</w:t>
         <w:br/>
-        <w:t xml:space="preserve"> The tornadoes delayed Bryant's book party, rescheduled for 7:30 p.m. tonight at Shoreland Country Club in St. Peter.</w:t>
-        <w:br/>
-        <w:t xml:space="preserve"> Six weeks ago, he had been in his office checking a Weather Service Web site.  It showed an "angry red sore" approaching St. Peter. Within minutes he was huddled with a colleague, Xu Zhong-Hui, fearing they'd die.</w:t>
-        <w:br/>
-        <w:t xml:space="preserve"> When it passed, he smelled pine.</w:t>
-        <w:br/>
-        <w:t xml:space="preserve"> Bryant rushed to his house to find the roof missing but his family safe. He spoke with a TV reporter in an interview seen nationally. He can't remember it.</w:t>
-        <w:br/>
-        <w:t xml:space="preserve"> The tornadoes revealed connections never fully realized before. "It was remarkable to put everything aside - the pettiness, the walls - and to embrace each other," he said.</w:t>
-        <w:br/>
-        <w:t xml:space="preserve"> Tonight he will read selections from "Sermon," revisiting a Chicago neighborhood that was a working-class haven for black residents. It was a time of energy and possibilities, Bryant said.</w:t>
-        <w:br/>
-        <w:t xml:space="preserve"> Today, there's too much danger and decay, he said.</w:t>
-        <w:br/>
-        <w:t xml:space="preserve"> His next book will celebrate jazz and be blessed by the return of Aunt Janey, who sings like Bessie Smith and warns that "the blues ain't nothin' but a low-down dirty shame."</w:t>
-        <w:br/>
-        <w:t xml:space="preserve"> Bryant rarely talks about his own poetry in the classroom, said Jay Bemis, a sophomore, but "he makes sure everyone's active and doing something."</w:t>
-        <w:br/>
-        <w:t xml:space="preserve"> But Bryant couldn't resist taking control Monday, sensing too much caution in the writing of sophomore Elena Davis, who'd visited the German concentration camp Birkenau.</w:t>
-        <w:br/>
-        <w:t xml:space="preserve"> "Talk about the poem," he said. "Why did you decide to write it?"</w:t>
-        <w:br/>
-        <w:t xml:space="preserve"> More questions: Was it quiet? What was the weather like? Did you see any trees? Any flowers? Then, a spark:</w:t>
-        <w:br/>
-        <w:t xml:space="preserve"> "What did the wood look like to you?" he said.</w:t>
-        <w:br/>
-        <w:t xml:space="preserve"> "There were bullet holes in it," Davis said.</w:t>
-        <w:br/>
-        <w:t xml:space="preserve"> "You have to get that in there," he replied.</w:t>
-        <w:br/>
-        <w:t xml:space="preserve"> Sooner or later, in Bryant's world, the words fall together.</w:t>
-        <w:br/>
-        <w:t xml:space="preserve"> Biography: Philip Bryant</w:t>
-        <w:br/>
-        <w:t xml:space="preserve"> - Hometown: Chicago.</w:t>
-        <w:br/>
-        <w:t xml:space="preserve"> - Birthdate: Aug. 9, 1951.</w:t>
-        <w:br/>
-        <w:t xml:space="preserve"> - Family: Wife Rene e; children Joshua, 16; Benjamin, 9, and Elizabeth, 7.</w:t>
-        <w:br/>
-        <w:t xml:space="preserve"> - Published works: "Sermon on a Perfect Spring Day," New Rivers Press, 1998, and "Blue Island," CrossRoads Press, 1997.</w:t>
-        <w:br/>
-        <w:t xml:space="preserve"> - Occupation: Associate professor of English, Gustavus Adolphus College, St. Peter, 1989-present; assistant professor of English, Harold Washington College, Chicago, 1982-89.</w:t>
-        <w:br/>
-        <w:t xml:space="preserve"> - Education: Master of fine arts, creative writing, Columbia University, School of the Arts, 1975; and B.A., English, Gustavus Adolphus, 1973.</w:t>
-        <w:br/>
-        <w:t xml:space="preserve"> - Favorite jazz artists: Lester Young, Thelonius Monk and Duke Ellington.</w:t>
-        <w:br/>
-        <w:t xml:space="preserve"> - Books for a desert island: William Carlos Williams, "Selected Poems;" Ralph Ellison, "Invisible Man," and Walt Whitman, "Leaves of Grass".</w:t>
-        <w:br/>
-        <w:br/>
-        <w:t>Graphic</w:t>
-        <w:br/>
-        <w:br/>
-        <w:t xml:space="preserve"> </w:t>
-        <w:br/>
-        <w:t>Photograph; Photograph; Photograph; Cartoon; Cartoon</w:t>
+        <w:t xml:space="preserve"> "There's a lot of young families here, a lot of children, and a lot of people are up at that hour of the morning, getting kids off to school, going to work," said Kim Hamlin, a neighbor. "I keep thinking to myself, it had to be someone they knew. Because for a stranger to have come and violently abducted them, somebody would have had to see something. It's like they vanished into thin air."</w:t>
       </w:r>
     </w:p>
     <w:sectPr>

--- a/example_articles/states/Oregon/5.states_Oregon_Other_publisher.docx
+++ b/example_articles/states/Oregon/5.states_Oregon_Other_publisher.docx
@@ -7,7 +7,9 @@
         <w:pStyle w:val="Heading1"/>
       </w:pPr>
       <w:r>
-        <w:t>TRAIL COLD IN SEARCH FOR 2 MISSING GIRLS</w:t>
+        <w:t>Steve Jobs, college dropout, has no regrets;</w:t>
+        <w:br/>
+        <w:t>Apple's CEO told new graduates it was the right choice because it forced him to be creative.</w:t>
       </w:r>
     </w:p>
     <w:p>
@@ -17,17 +19,17 @@
     </w:p>
     <w:p>
       <w:r>
-        <w:t>Date: 2002-03-17</w:t>
+        <w:t>Date: 2005-06-14</w:t>
       </w:r>
     </w:p>
     <w:p>
       <w:r>
-        <w:t>Section: NATIONAL,</w:t>
+        <w:t>Section: BUSINESS; Pg. C04</w:t>
       </w:r>
     </w:p>
     <w:p>
       <w:r>
-        <w:t>Source file: Other publishers/Files (500) (21).DOCX</w:t>
+        <w:t>Source file: Other publishers/Files (500) (13).DOCX</w:t>
       </w:r>
     </w:p>
     <w:p>
@@ -49,33 +51,37 @@
     </w:p>
     <w:p>
       <w:r>
-        <w:t>When 12-year-old Ashley Pond disappeared -- just vanished from the apartment complex one day in January, didn't show up at the bus stop for school -- her friend Miranda was scared, then mad. Ashley had run away, she figured. Hadn't bothered to call anybody. Left everybody worried for nothing.</w:t>
+        <w:t>Apple Computer Inc.'s chief executive officer, Steve Jobs, told Stanford University graduates Sunday that dropping out of college was one of the best decisions he ever made because it forced him to be innovative - even when it came to finding enough money for dinner.</w:t>
         <w:br/>
-        <w:t xml:space="preserve"> "That was her way of dealing with it, I guess," said Miranda's mother, Michelle Duffey, who lives a few apartments down from the Pond family. Then, when the school dance team organized a benefit to raise money for a reward for Ashley, Miranda choreographed a solo routine, as a special way of remembering her friend.</w:t>
+        <w:t>In an unusually candid commencement speech, Jobs also told the almost 5,000 graduates that his bout with a rare form of pancreatic cancer reemphasized the need to live each day to the fullest.</w:t>
         <w:br/>
-        <w:t>"Miranda started realizing that even if she did run away, she wasn't coming back any time soon," her mother said.</w:t>
+        <w:t>"Your time is limited, so don't let it be wasted living someone else's life," Jobs said to a packed stadium of graduates, alumni and family.</w:t>
         <w:br/>
-        <w:t xml:space="preserve"> The dance benefit is scheduled for March 23 at Oregon City High School. But Miranda won't be in it.</w:t>
+        <w:t>Jobs, wearing sandals and jeans under his robe, was treated like a rock star by the students, in large part because of the surge in popularity of Apple's iPod digital music player.</w:t>
         <w:br/>
-        <w:t xml:space="preserve"> Last Friday morning, in a case that has so many frightening parallels that police believe they are linked, Miranda Gaddis, 13, also disappeared from the Newell Creek Village apartments. Said goodbye to her mother in the morning. Didn't show up at the bus stop.</w:t>
+        <w:t>Jobs, 50, said he attended Reed College in Portland, Ore., but dropped out after only eight months because it was too expensive for his working-class family. He said his real education started when he "dropped in" on whatever classes interested him - including calligraphy.</w:t>
         <w:br/>
-        <w:t xml:space="preserve"> Did they run away together? Did Ashley contact Miranda, tell her where she was, and persuade her to join her? Both families pray that's what happened. But as the days go by, law enforcement officials are increasingly convinced that neither girl left home willingly.</w:t>
+        <w:t>Jobs said he lived off 5-cent soda recycling deposits and free food offered by Hare Krishnas while taking classes.</w:t>
         <w:br/>
-        <w:t xml:space="preserve"> "There is a growing belief that the cases are related, and while there's a slight hope that they have run away, there is a growing belief that there was some kind of criminal activity involved," said Beth Ann Steele, spokeswoman for the FBI, which has sent in agents to help the Oregon City police.</w:t>
+        <w:t>He told the graduates that few friends could see the value of learning calligraphy at the time but that painstaking attention to detail - including mastering different "fonts" - was what set Macintosh apart from its competitors.</w:t>
         <w:br/>
-        <w:t xml:space="preserve"> Last week, profilers from FBI headquarters in Quantico, Va., were dispatched to this aging working-class suburb southeast of Portland. Agency officials went on television advising people to be on the lookout for someone who recently sold a car, who shows signs of increasing drug or alcohol use, who appears tired from being up all night -- profiles a parent can barely stand to contemplate.</w:t>
+        <w:t>"If I had never dropped out, I might never have dropped in on that calligraphy," Jobs said.</w:t>
         <w:br/>
-        <w:t xml:space="preserve"> Both Duffey and the Ponds say they believe neither girl ran away, but they are also sure that neither would have allowed themselves to be abducted by a stranger. "I really think someone they know did something," Duffey said. "Because [Miranda ] wouldn't have gotten in the car with someone she didn't know."</w:t>
+        <w:t>When he was diagnosed with cancer, Jobs said, his doctor told him he only had three to six months to live. He later found out he had a rare, treatable form of the disease - but he still learned a tough lesson.</w:t>
         <w:br/>
-        <w:t xml:space="preserve"> The Pond family has kept a low profile since Ashley's disappearance but Ashley's mother Lori Pond appeared with Duffey on all three television networks last week pleading for the return of her daughter. "She's very loud and outgoing and she likes talking. So she would likely talk to you," Pond said.</w:t>
+        <w:t>"Remembering you are going to die is the best way to avoid the fear that you have something to lose," he said.</w:t>
         <w:br/>
-        <w:t xml:space="preserve"> The 125-unit apartment complex is a cluster of neat gray two-story buildings with balconies, sheltered in a deep gully in a nest of forest -- a place with plenty of kids and stay-at-home moms who are on the phone with each other several times daily.</w:t>
         <w:br/>
-        <w:t xml:space="preserve"> Parents are uncertain what danger to watch out for. A stranger lurking in the woods near the school bus stop? Or someone everyone knows, someone who knocked on the door the morning of March 8 after Duffey kissed her daughter goodbye, warned her to lock the door, and left for work?</w:t>
+        <w:t>Graphic</w:t>
         <w:br/>
-        <w:t xml:space="preserve"> With that haunting possibility in mind, at least four families have moved out of Newell Creek Village in the last few days.</w:t>
         <w:br/>
-        <w:t xml:space="preserve"> "There's a lot of young families here, a lot of children, and a lot of people are up at that hour of the morning, getting kids off to school, going to work," said Kim Hamlin, a neighbor. "I keep thinking to myself, it had to be someone they knew. Because for a stranger to have come and violently abducted them, somebody would have had to see something. It's like they vanished into thin air."</w:t>
+        <w:t xml:space="preserve"> </w:t>
+        <w:br/>
+        <w:t>PHOTO;</w:t>
+        <w:br/>
+        <w:t>JACK ARENT, Palo Alto Daily News</w:t>
+        <w:br/>
+        <w:t>Apple CEO Steve Jobs (right) walks with Stanford President John Hennessy before graduation ceremonies. "Your time is limited, so don't let it be wasted living someone else's life," Jobs said.</w:t>
       </w:r>
     </w:p>
     <w:sectPr>
